--- a/Morosos/Desprendible X3.docx
+++ b/Morosos/Desprendible X3.docx
@@ -67,7 +67,7 @@
           <w:noProof/>
           <w:lang w:eastAsia="es-CO"/>
         </w:rPr>
-        <w:t>12 septiembre de 2025</w:t>
+        <w:t>7 julio de 2026</w:t>
       </w:r>
       <w:r>
         <w:rPr>
@@ -202,7 +202,7 @@
           <w:noProof/>
           <w:lang w:eastAsia="es-CO"/>
         </w:rPr>
-        <w:t>19</w:t>
+        <w:t>9</w:t>
       </w:r>
       <w:r>
         <w:rPr>
@@ -244,7 +244,7 @@
           <w:noProof/>
           <w:lang w:eastAsia="es-CO"/>
         </w:rPr>
-        <w:t>Septiembre</w:t>
+        <w:t>Julio</w:t>
       </w:r>
       <w:r>
         <w:rPr>
@@ -293,7 +293,7 @@
           <w:noProof/>
           <w:lang w:eastAsia="es-CO"/>
         </w:rPr>
-        <w:t>9 am</w:t>
+        <w:t>7 am</w:t>
       </w:r>
       <w:r>
         <w:rPr>
@@ -438,7 +438,14 @@
           <w:rStyle w:val="15ogck0"/>
           <w:lang w:eastAsia="es-CO"/>
         </w:rPr>
-        <w:t>: ____ / ____ / 2025</w:t>
+        <w:t>: ____ / ____ / 202</w:t>
+      </w:r>
+      <w:r>
+        <w:rPr>
+          <w:rStyle w:val="15ogck0"/>
+          <w:lang w:eastAsia="es-CO"/>
+        </w:rPr>
+        <w:t>6</w:t>
       </w:r>
     </w:p>
     <w:p>
@@ -520,7 +527,7 @@
           <w:noProof/>
           <w:lang w:eastAsia="es-CO"/>
         </w:rPr>
-        <w:t>12 septiembre de 2025</w:t>
+        <w:t>7 julio de 2026</w:t>
       </w:r>
       <w:r>
         <w:rPr>
@@ -641,7 +648,7 @@
           <w:noProof/>
           <w:lang w:eastAsia="es-CO"/>
         </w:rPr>
-        <w:t>19</w:t>
+        <w:t>9</w:t>
       </w:r>
       <w:r>
         <w:rPr>
@@ -683,7 +690,7 @@
           <w:noProof/>
           <w:lang w:eastAsia="es-CO"/>
         </w:rPr>
-        <w:t>Septiembre</w:t>
+        <w:t>Julio</w:t>
       </w:r>
       <w:r>
         <w:rPr>
@@ -732,7 +739,7 @@
           <w:noProof/>
           <w:lang w:eastAsia="es-CO"/>
         </w:rPr>
-        <w:t>9 am</w:t>
+        <w:t>7 am</w:t>
       </w:r>
       <w:r>
         <w:rPr>
@@ -877,7 +884,14 @@
           <w:rStyle w:val="15ogck0"/>
           <w:lang w:eastAsia="es-CO"/>
         </w:rPr>
-        <w:t>: ____ / ____ / 2025</w:t>
+        <w:t>: ____ / ____ / 202</w:t>
+      </w:r>
+      <w:r>
+        <w:rPr>
+          <w:rStyle w:val="15ogck0"/>
+          <w:lang w:eastAsia="es-CO"/>
+        </w:rPr>
+        <w:t>6</w:t>
       </w:r>
     </w:p>
     <w:p>
@@ -970,7 +984,7 @@
           <w:noProof/>
           <w:lang w:eastAsia="es-CO"/>
         </w:rPr>
-        <w:t>12 septiembre de 2025</w:t>
+        <w:t>7 julio de 2026</w:t>
       </w:r>
       <w:r>
         <w:rPr>
@@ -1091,7 +1105,7 @@
           <w:noProof/>
           <w:lang w:eastAsia="es-CO"/>
         </w:rPr>
-        <w:t>19</w:t>
+        <w:t>9</w:t>
       </w:r>
       <w:r>
         <w:rPr>
@@ -1133,7 +1147,7 @@
           <w:noProof/>
           <w:lang w:eastAsia="es-CO"/>
         </w:rPr>
-        <w:t>Septiembre</w:t>
+        <w:t>Julio</w:t>
       </w:r>
       <w:r>
         <w:rPr>
@@ -1182,7 +1196,7 @@
           <w:noProof/>
           <w:lang w:eastAsia="es-CO"/>
         </w:rPr>
-        <w:t>9 am</w:t>
+        <w:t>7 am</w:t>
       </w:r>
       <w:r>
         <w:rPr>
@@ -1327,7 +1341,14 @@
           <w:rStyle w:val="15ogck0"/>
           <w:lang w:eastAsia="es-CO"/>
         </w:rPr>
-        <w:t>: ____ / ____ / 2025</w:t>
+        <w:t>: ____ / ____ / 202</w:t>
+      </w:r>
+      <w:r>
+        <w:rPr>
+          <w:rStyle w:val="15ogck0"/>
+          <w:lang w:eastAsia="es-CO"/>
+        </w:rPr>
+        <w:t>6</w:t>
       </w:r>
     </w:p>
     <w:p>
@@ -2512,7 +2533,7 @@
       <w:lang w:eastAsia="es-CO"/>
     </w:rPr>
   </w:style>
-  <w:style w:type="character" w:styleId="Textoennegrita">
+  <w:style w:type="character" w:styleId="Fuerte">
     <w:name w:val="Strong"/>
     <w:basedOn w:val="Fuentedeprrafopredeter"/>
     <w:uiPriority w:val="22"/>
